--- a/docs/Title_Page.docx
+++ b/docs/Title_Page.docx
@@ -170,6 +170,7 @@
     </w:p>
     <w:p>
       <w:pPr>
+        <w:pStyle w:val="Heading1"/>
         <w:keepNext/>
         <w:spacing w:before="240" w:after="80"/>
       </w:pPr>
@@ -177,6 +178,7 @@
         <w:rPr>
           <w:rFonts w:ascii="Times New Roman" w:hAnsi="Times New Roman"/>
           <w:b/>
+          <w:color w:val="000000"/>
           <w:sz w:val="22"/>
         </w:rPr>
         <w:t>DECLARATIONS AND STATEMENTS</w:t>

--- a/docs/Title_Page.docx
+++ b/docs/Title_Page.docx
@@ -97,7 +97,7 @@
               <w:br/>
               <w:t>Email: mustafacaliskan@ogr.mehmetakif.edu.tr</w:t>
               <w:br/>
-              <w:t>ORCID: 0009-0004-9407-7424</w:t>
+              <w:t>ORCID: [to be supplied by author 1]</w:t>
             </w:r>
           </w:p>
         </w:tc>
@@ -143,7 +143,7 @@
               <w:br/>
               <w:t>Email: hisik@mehmetakif.edu.tr</w:t>
               <w:br/>
-              <w:t>ORCID: 0000-0001-8473-7717</w:t>
+              <w:t>ORCID: [to be supplied by author 2]</w:t>
             </w:r>
           </w:p>
         </w:tc>
@@ -244,7 +244,7 @@
           <w:rFonts w:ascii="Times New Roman" w:hAnsi="Times New Roman"/>
           <w:sz w:val="22"/>
         </w:rPr>
-        <w:t>All datasets, code artifacts, ONNX models, benchmark evaluation suites, and full per-item JSON outputs generated during this study are publicly hosted on GitHub at https://github.com/MustafaCaliskan48/Akademik_yayin and archived under open-source permissive licensing.</w:t>
+        <w:t>All datasets, code artifacts, ONNX models, benchmark evaluation suites, and full per-item JSON outputs generated during this study are publicly hosted on GitHub at https://github.com/Mustafa-Caliskan/ai-soc-agent-lab and archived under open-source permissive licensing.</w:t>
       </w:r>
     </w:p>
     <w:p>

--- a/docs/Title_Page.docx
+++ b/docs/Title_Page.docx
@@ -97,7 +97,7 @@
               <w:br/>
               <w:t>Email: mustafacaliskan@ogr.mehmetakif.edu.tr</w:t>
               <w:br/>
-              <w:t>ORCID: [to be supplied by author 1]</w:t>
+              <w:t>ORCID: 0009-0004-3861-7628</w:t>
             </w:r>
           </w:p>
         </w:tc>
@@ -143,7 +143,7 @@
               <w:br/>
               <w:t>Email: hisik@mehmetakif.edu.tr</w:t>
               <w:br/>
-              <w:t>ORCID: [to be supplied by author 2]</w:t>
+              <w:t>ORCID: 0000-0003-3561-9375</w:t>
             </w:r>
           </w:p>
         </w:tc>

--- a/docs/Title_Page.docx
+++ b/docs/Title_Page.docx
@@ -95,7 +95,7 @@
               </w:rPr>
               <w:t>Burdur Mehmet Akif Ersoy University, Faculty of Engineering, Department of Computer Engineering, Burdur, Türkiye</w:t>
               <w:br/>
-              <w:t>Email: mustafacaliskan@ogr.mehmetakif.edu.tr</w:t>
+              <w:t>Email: 2211404051@ogr.mehmetakif.edu.tr</w:t>
               <w:br/>
               <w:t>ORCID: 0009-0004-3861-7628</w:t>
             </w:r>
@@ -141,7 +141,7 @@
               </w:rPr>
               <w:t>Burdur Mehmet Akif Ersoy University, Faculty of Engineering, Department of Computer Engineering, Burdur, Türkiye</w:t>
               <w:br/>
-              <w:t>Email: hisik@mehmetakif.edu.tr</w:t>
+              <w:t>Email: ahkan@mehmetakif.edu.tr</w:t>
               <w:br/>
               <w:t>ORCID: 0000-0003-3561-9375</w:t>
             </w:r>
@@ -165,7 +165,7 @@
         <w:br/>
         <w:t>Department of Computer Engineering, Faculty of Engineering, Burdur Mehmet Akif Ersoy University, 15030 Burdur, Türkiye.</w:t>
         <w:br/>
-        <w:t>Email: mustafacaliskan@ogr.mehmetakif.edu.tr</w:t>
+        <w:t>Email: 2211404051@ogr.mehmetakif.edu.tr</w:t>
       </w:r>
     </w:p>
     <w:p>

--- a/docs/Title_Page.docx
+++ b/docs/Title_Page.docx
@@ -269,6 +269,7 @@
       </w:r>
     </w:p>
     <w:sectPr>
+      <w:footerReference w:type="default" r:id="rId9"/>
       <w:pgSz w:w="11906" w:h="16838"/>
       <w:pgMar w:top="1417" w:right="1417" w:bottom="1417" w:left="1417" w:header="720" w:footer="720" w:gutter="0"/>
       <w:cols w:space="720"/>
@@ -276,6 +277,28 @@
     </w:sectPr>
   </w:body>
 </w:document>
+</file>
+
+<file path=word/footer1.xml><?xml version="1.0" encoding="utf-8"?>
+<w:ftr xmlns:m="http://schemas.openxmlformats.org/officeDocument/2006/math" xmlns:mc="http://schemas.openxmlformats.org/markup-compatibility/2006" xmlns:mo="http://schemas.microsoft.com/office/mac/office/2008/main" xmlns:mv="urn:schemas-microsoft-com:mac:vml" xmlns:o="urn:schemas-microsoft-com:office:office" xmlns:r="http://schemas.openxmlformats.org/officeDocument/2006/relationships" xmlns:v="urn:schemas-microsoft-com:vml" xmlns:w10="urn:schemas-microsoft-com:office:word" xmlns:w14="http://schemas.microsoft.com/office/word/2010/wordml" xmlns:w="http://schemas.openxmlformats.org/wordprocessingml/2006/main" xmlns:wne="http://schemas.microsoft.com/office/word/2006/wordml" xmlns:wp14="http://schemas.microsoft.com/office/word/2010/wordprocessingDrawing" xmlns:wp="http://schemas.openxmlformats.org/drawingml/2006/wordprocessingDrawing" xmlns:wpc="http://schemas.microsoft.com/office/word/2010/wordprocessingCanvas" xmlns:wpg="http://schemas.microsoft.com/office/word/2010/wordprocessingGroup" xmlns:wpi="http://schemas.microsoft.com/office/word/2010/wordprocessingInk" xmlns:wps="http://schemas.microsoft.com/office/word/2010/wordprocessingShape" mc:Ignorable="w14 wp14">
+  <w:p>
+    <w:pPr>
+      <w:pStyle w:val="Footer"/>
+      <w:spacing w:before="0" w:after="0"/>
+      <w:jc w:val="center"/>
+    </w:pPr>
+    <w:r>
+      <w:rPr>
+        <w:rFonts w:ascii="Times New Roman" w:hAnsi="Times New Roman"/>
+        <w:sz w:val="20"/>
+      </w:rPr>
+      <w:fldChar w:fldCharType="begin"/>
+      <w:instrText xml:space="preserve">PAGE</w:instrText>
+      <w:fldChar w:fldCharType="separate"/>
+      <w:fldChar w:fldCharType="end"/>
+    </w:r>
+  </w:p>
+</w:ftr>
 </file>
 
 <file path=word/numbering.xml><?xml version="1.0" encoding="utf-8"?>

--- a/docs/Title_Page.docx
+++ b/docs/Title_Page.docx
@@ -166,6 +166,20 @@
         <w:t>Department of Computer Engineering, Faculty of Engineering, Burdur Mehmet Akif Ersoy University, 15030 Burdur, Türkiye.</w:t>
         <w:br/>
         <w:t>Email: 2211404051@ogr.mehmetakif.edu.tr</w:t>
+      </w:r>
+    </w:p>
+    <w:p>
+      <w:pPr>
+        <w:spacing w:before="200" w:after="40"/>
+        <w:jc w:val="left"/>
+      </w:pPr>
+      <w:r>
+        <w:rPr>
+          <w:rFonts w:ascii="Times New Roman" w:hAnsi="Times New Roman"/>
+          <w:b/>
+          <w:sz w:val="20"/>
+        </w:rPr>
+        <w:t>Running head: NEURALSHIELD: MULTILINGUAL APPLICATION SECURITY GATEWAY</w:t>
       </w:r>
     </w:p>
     <w:p>

--- a/docs/Title_Page.docx
+++ b/docs/Title_Page.docx
@@ -200,7 +200,7 @@
     </w:p>
     <w:p>
       <w:pPr>
-        <w:spacing w:line="240" w:lineRule="auto" w:after="100" w:before="0"/>
+        <w:spacing w:line="240" w:lineRule="auto" w:after="84" w:before="0"/>
         <w:jc w:val="both"/>
       </w:pPr>
       <w:r>
@@ -221,7 +221,7 @@
     </w:p>
     <w:p>
       <w:pPr>
-        <w:spacing w:line="240" w:lineRule="auto" w:after="100" w:before="0"/>
+        <w:spacing w:line="240" w:lineRule="auto" w:after="84" w:before="0"/>
         <w:jc w:val="both"/>
       </w:pPr>
       <w:r>
@@ -242,7 +242,7 @@
     </w:p>
     <w:p>
       <w:pPr>
-        <w:spacing w:line="240" w:lineRule="auto" w:after="100" w:before="0"/>
+        <w:spacing w:line="240" w:lineRule="auto" w:after="84" w:before="0"/>
         <w:jc w:val="both"/>
       </w:pPr>
       <w:r>
@@ -263,7 +263,7 @@
     </w:p>
     <w:p>
       <w:pPr>
-        <w:spacing w:line="240" w:lineRule="auto" w:after="100" w:before="0"/>
+        <w:spacing w:line="240" w:lineRule="auto" w:after="84" w:before="0"/>
         <w:jc w:val="both"/>
       </w:pPr>
       <w:r>

--- a/docs/Title_Page.docx
+++ b/docs/Title_Page.docx
@@ -29,7 +29,7 @@
           <w:b/>
           <w:sz w:val="32"/>
         </w:rPr>
-        <w:t>NeuralShield: A Multilingual Multi-Layer Application Security Gateway for Large Language Models and Source-Disjoint Fair Evaluation</w:t>
+        <w:t>NeuralShield: A Multilingual Multi-Layer Security Gateway Against Prompt Injection and Data Exfiltration in Large Language Models</w:t>
       </w:r>
     </w:p>
     <w:p>

--- a/docs/Title_Page.docx
+++ b/docs/Title_Page.docx
@@ -141,7 +141,7 @@
               </w:rPr>
               <w:t>Burdur Mehmet Akif Ersoy University, Faculty of Engineering, Department of Computer Engineering, Burdur, Türkiye</w:t>
               <w:br/>
-              <w:t>Email: ahkan@mehmetakif.edu.tr</w:t>
+              <w:t>Email: ahakan@mehmetakif.edu.tr</w:t>
               <w:br/>
               <w:t>ORCID: 0000-0003-3561-9375</w:t>
             </w:r>
@@ -200,7 +200,7 @@
     </w:p>
     <w:p>
       <w:pPr>
-        <w:spacing w:line="240" w:lineRule="auto" w:after="84" w:before="0"/>
+        <w:spacing w:line="240" w:lineRule="auto" w:after="64" w:before="0"/>
         <w:jc w:val="both"/>
       </w:pPr>
       <w:r>
@@ -216,12 +216,12 @@
           <w:rFonts w:ascii="Times New Roman" w:hAnsi="Times New Roman"/>
           <w:sz w:val="22"/>
         </w:rPr>
-        <w:t>This research received computational GPU resource allocations from the TÜBİTAK ULAKBİM High Performance Computing and Artificial Intelligence Center (SSYZ / EVREN H200 Supercomputing Infrastructure). The authors gratefully acknowledge the technical support provided.</w:t>
+        <w:t>This research received computational GPU resource allocations from the national high-performance computing infrastructure operated by the TÜBİTAK ULAKBİM High Performance Computing and Artificial Intelligence Center (SSYZ). The authors gratefully acknowledge the technical support provided.</w:t>
       </w:r>
     </w:p>
     <w:p>
       <w:pPr>
-        <w:spacing w:line="240" w:lineRule="auto" w:after="84" w:before="0"/>
+        <w:spacing w:line="240" w:lineRule="auto" w:after="64" w:before="0"/>
         <w:jc w:val="both"/>
       </w:pPr>
       <w:r>
@@ -242,7 +242,7 @@
     </w:p>
     <w:p>
       <w:pPr>
-        <w:spacing w:line="240" w:lineRule="auto" w:after="84" w:before="0"/>
+        <w:spacing w:line="240" w:lineRule="auto" w:after="64" w:before="0"/>
         <w:jc w:val="both"/>
       </w:pPr>
       <w:r>
@@ -263,7 +263,7 @@
     </w:p>
     <w:p>
       <w:pPr>
-        <w:spacing w:line="240" w:lineRule="auto" w:after="84" w:before="0"/>
+        <w:spacing w:line="240" w:lineRule="auto" w:after="64" w:before="0"/>
         <w:jc w:val="both"/>
       </w:pPr>
       <w:r>

--- a/docs/Title_Page.docx
+++ b/docs/Title_Page.docx
@@ -200,7 +200,7 @@
     </w:p>
     <w:p>
       <w:pPr>
-        <w:spacing w:line="240" w:lineRule="auto" w:after="64" w:before="0"/>
+        <w:spacing w:line="240" w:lineRule="auto" w:after="60" w:before="0"/>
         <w:jc w:val="both"/>
       </w:pPr>
       <w:r>
@@ -221,7 +221,7 @@
     </w:p>
     <w:p>
       <w:pPr>
-        <w:spacing w:line="240" w:lineRule="auto" w:after="64" w:before="0"/>
+        <w:spacing w:line="240" w:lineRule="auto" w:after="60" w:before="0"/>
         <w:jc w:val="both"/>
       </w:pPr>
       <w:r>
@@ -242,7 +242,7 @@
     </w:p>
     <w:p>
       <w:pPr>
-        <w:spacing w:line="240" w:lineRule="auto" w:after="64" w:before="0"/>
+        <w:spacing w:line="240" w:lineRule="auto" w:after="60" w:before="0"/>
         <w:jc w:val="both"/>
       </w:pPr>
       <w:r>
@@ -263,7 +263,7 @@
     </w:p>
     <w:p>
       <w:pPr>
-        <w:spacing w:line="240" w:lineRule="auto" w:after="64" w:before="0"/>
+        <w:spacing w:line="240" w:lineRule="auto" w:after="60" w:before="0"/>
         <w:jc w:val="both"/>
       </w:pPr>
       <w:r>
